--- a/paper/manuscript_v2.docx
+++ b/paper/manuscript_v2.docx
@@ -4412,7 +4412,7 @@
         <w:pStyle w:val="BodyText"/>
       </w:pPr>
       <w:r>
-        <w:t xml:space="preserve">Before evaluation, the detector's unit suite was executed and all sixteen tests passed across four files: one test per rule plus a benign-traffic negative case, a two-packet TEID-spoof sequence and a malformed-packet robustness check confirming that the dispatcher survives garbage input (</w:t>
+        <w:t xml:space="preserve">Before evaluation, the detector's unit suite was executed and all nineteen tests passed across five files: one test per rule plus a benign-traffic negative case, a two-packet TEID-spoof sequence and a malformed-packet robustness check confirming that the dispatcher survives garbage input (</w:t>
       </w:r>
       <w:r>
         <w:rPr>
@@ -4439,13 +4439,22 @@
         <w:t xml:space="preserve">test_evasions.py</w:t>
       </w:r>
       <w:r>
-        <w:t xml:space="preserve">, two tests); and a demonstration that the naive default-dissection detector misses GTP-in-GTP that the robust detector catches (</w:t>
+        <w:t xml:space="preserve">, two tests); a demonstration that the naive default-dissection detector misses GTP-in-GTP that the robust detector catches (</w:t>
       </w:r>
       <w:r>
         <w:rPr>
           <w:rStyle w:val="VerbatimChar"/>
         </w:rPr>
         <w:t xml:space="preserve">test_baseline.py</w:t>
+      </w:r>
+      <w:r>
+        <w:t xml:space="preserve">, three tests); and byte-reproducibility of the seeded corpus, its divergence under a different seed, and the latency timer covering dissection rather than starting after it (</w:t>
+      </w:r>
+      <w:r>
+        <w:rPr>
+          <w:rStyle w:val="VerbatimChar"/>
+        </w:rPr>
+        <w:t xml:space="preserve">test_reproducibility.py</w:t>
       </w:r>
       <w:r>
         <w:t xml:space="preserve">, three tests). The significance of a fully green suite is revisited in Section 4.9.</w:t>
@@ -9348,607 +9357,6 @@
         <w:t xml:space="preserve">(Unchanged from the submitted version, with the following corrections: Shaik et al. (2025) should read "Shaik, A., Jaschek, R., Seifert, J.-P., 2025. Uncovering hidden paths in 5G: exploiting protocol tunneling and network boundary bridging. In: ACM CCS 2025, Taipei, pp. 231–245. https://doi.org/10.1145/3719027.3765206" rather than "Shaik, A., et al."; Manca et al. (2026) is arXiv:2602.03596 (Manca, C., Scano, C., Piras, G., Brau, F., Pintor, M., Biggio, B.), presented at ITASEC 2026; Sturm et al. (2026) is arXiv:2603.29636; Garg and Amaral Cejas (2026) is arXiv:2603.15344. All four were verified against the published records.)</w:t>
       </w:r>
     </w:p>
-    <w:p>
-      <w:r>
-        <w:pict>
-          <v:rect style="width:0;height:1.5pt" o:hralign="center" o:hrstd="t" o:hr="t"/>
-        </w:pict>
-      </w:r>
-    </w:p>
-    <w:p>
-      <w:r>
-        <w:pict>
-          <v:rect style="width:0;height:1.5pt" o:hralign="center" o:hrstd="t" o:hr="t"/>
-        </w:pict>
-      </w:r>
-    </w:p>
-    <w:p>
-      <w:pPr>
-        <w:pStyle w:val="Heading1"/>
-      </w:pPr>
-      <w:bookmarkStart w:id="68" w:name="X27955028966b1b40e36d206e515ce8b1e5cdb29"/>
-      <w:r>
-        <w:t xml:space="preserve">Notes for the authors, delete before submission</w:t>
-      </w:r>
-      <w:bookmarkEnd w:id="68"/>
-    </w:p>
-    <w:p>
-      <w:pPr>
-        <w:pStyle w:val="FirstParagraph"/>
-      </w:pPr>
-      <w:r>
-        <w:rPr>
-          <w:b/>
-        </w:rPr>
-        <w:t xml:space="preserve">What changed and why.</w:t>
-      </w:r>
-    </w:p>
-    <w:p>
-      <w:pPr>
-        <w:numPr>
-          <w:ilvl w:val="0"/>
-          <w:numId w:val="1004"/>
-        </w:numPr>
-      </w:pPr>
-      <w:r>
-        <w:rPr>
-          <w:b/>
-        </w:rPr>
-        <w:t xml:space="preserve">Evaluation replaced.</w:t>
-      </w:r>
-      <w:r>
-        <w:t xml:space="preserve"> </w:t>
-      </w:r>
-      <w:r>
-        <w:t xml:space="preserve">Sections 3.5, 4.3–4.6 and 4.8 now report the 1,320-packet benchmark that already exists in your repository (</w:t>
-      </w:r>
-      <w:r>
-        <w:rPr>
-          <w:rStyle w:val="VerbatimChar"/>
-        </w:rPr>
-        <w:t xml:space="preserve">eval/benchmark.py</w:t>
-      </w:r>
-      <w:r>
-        <w:t xml:space="preserve">,</w:t>
-      </w:r>
-      <w:r>
-        <w:t xml:space="preserve"> </w:t>
-      </w:r>
-      <w:r>
-        <w:rPr>
-          <w:rStyle w:val="VerbatimChar"/>
-        </w:rPr>
-        <w:t xml:space="preserve">paper/RESULTS.md</w:t>
-      </w:r>
-      <w:r>
-        <w:t xml:space="preserve">) rather than the superseded 800-packet corpus. Every number was regenerated by running</w:t>
-      </w:r>
-      <w:r>
-        <w:t xml:space="preserve"> </w:t>
-      </w:r>
-      <w:r>
-        <w:rPr>
-          <w:rStyle w:val="VerbatimChar"/>
-        </w:rPr>
-        <w:t xml:space="preserve">python3 eval/run_eval.py --seeds 1337,1,2,3,4 --benign 600 --per-class 120</w:t>
-      </w:r>
-      <w:r>
-        <w:t xml:space="preserve">. The old corpus paired 400 malicious packets with 400 byte-identical benign ones; scored on it, the current</w:t>
-      </w:r>
-      <w:r>
-        <w:t xml:space="preserve"> </w:t>
-      </w:r>
-      <w:r>
-        <w:rPr>
-          <w:rStyle w:val="VerbatimChar"/>
-        </w:rPr>
-        <w:t xml:space="preserve">rules.py</w:t>
-      </w:r>
-      <w:r>
-        <w:t xml:space="preserve"> </w:t>
-      </w:r>
-      <w:r>
-        <w:t xml:space="preserve">gives P 0.911 / R 0.975 / F1 0.942 / FPR 0.095, not the 1.0 / 1.0 / 1.0 / 0.0 in the submitted PDF. That discrepancy is now used as a finding (Sections 3.5 and 4.9) rather than hidden.</w:t>
-      </w:r>
-    </w:p>
-    <w:p>
-      <w:pPr>
-        <w:numPr>
-          <w:ilvl w:val="0"/>
-          <w:numId w:val="1004"/>
-        </w:numPr>
-      </w:pPr>
-      <w:r>
-        <w:rPr>
-          <w:b/>
-        </w:rPr>
-        <w:t xml:space="preserve">R2 documented as implemented.</w:t>
-      </w:r>
-      <w:r>
-        <w:t xml:space="preserve"> </w:t>
-      </w:r>
-      <w:r>
-        <w:t xml:space="preserve">The submitted pseudocode described first-source-wins with a pinned owner; the shipped code reassigns ownership and supports a gNB allowlist. Section 3.6.2 and the pseudocode now match</w:t>
-      </w:r>
-      <w:r>
-        <w:t xml:space="preserve"> </w:t>
-      </w:r>
-      <w:r>
-        <w:rPr>
-          <w:rStyle w:val="VerbatimChar"/>
-        </w:rPr>
-        <w:t xml:space="preserve">rules.py</w:t>
-      </w:r>
-      <w:r>
-        <w:t xml:space="preserve">.</w:t>
-      </w:r>
-    </w:p>
-    <w:p>
-      <w:pPr>
-        <w:numPr>
-          <w:ilvl w:val="0"/>
-          <w:numId w:val="1004"/>
-        </w:numPr>
-      </w:pPr>
-      <w:r>
-        <w:rPr>
-          <w:b/>
-        </w:rPr>
-        <w:t xml:space="preserve">R1 gate documented as implemented.</w:t>
-      </w:r>
-      <w:r>
-        <w:t xml:space="preserve"> </w:t>
-      </w:r>
-      <w:r>
-        <w:t xml:space="preserve">The submitted pseudocode described three conditions;</w:t>
-      </w:r>
-      <w:r>
-        <w:t xml:space="preserve"> </w:t>
-      </w:r>
-      <w:r>
-        <w:rPr>
-          <w:rStyle w:val="VerbatimChar"/>
-        </w:rPr>
-        <w:t xml:space="preserve">_looks_like_gtp</w:t>
-      </w:r>
-      <w:r>
-        <w:t xml:space="preserve"> </w:t>
-      </w:r>
-      <w:r>
-        <w:t xml:space="preserve">applies five, plus</w:t>
-      </w:r>
-      <w:r>
-        <w:t xml:space="preserve"> </w:t>
-      </w:r>
-      <w:r>
-        <w:rPr>
-          <w:rStyle w:val="VerbatimChar"/>
-        </w:rPr>
-        <w:t xml:space="preserve">_carries_inner_ip</w:t>
-      </w:r>
-      <w:r>
-        <w:t xml:space="preserve">. Section 3.7 now states all six and reports the measured cost of the weaker version:</w:t>
-      </w:r>
-      <w:r>
-        <w:t xml:space="preserve"> </w:t>
-      </w:r>
-      <w:r>
-        <w:rPr>
-          <w:b/>
-        </w:rPr>
-        <w:t xml:space="preserve">7 false positives on 720 benign packets, all</w:t>
-      </w:r>
-      <w:r>
-        <w:rPr>
-          <w:b/>
-        </w:rPr>
-        <w:t xml:space="preserve"> </w:t>
-      </w:r>
-      <w:r>
-        <w:rPr>
-          <w:rStyle w:val="VerbatimChar"/>
-          <w:b/>
-        </w:rPr>
-        <w:t xml:space="preserve">unstructured</w:t>
-      </w:r>
-      <w:r>
-        <w:rPr>
-          <w:b/>
-        </w:rPr>
-        <w:t xml:space="preserve">, versus 0 for the shipped gate</w:t>
-      </w:r>
-      <w:r>
-        <w:t xml:space="preserve">.</w:t>
-      </w:r>
-    </w:p>
-    <w:p>
-      <w:pPr>
-        <w:numPr>
-          <w:ilvl w:val="0"/>
-          <w:numId w:val="1004"/>
-        </w:numPr>
-      </w:pPr>
-      <w:r>
-        <w:rPr>
-          <w:b/>
-        </w:rPr>
-        <w:t xml:space="preserve">Latency corrected.</w:t>
-      </w:r>
-      <w:r>
-        <w:t xml:space="preserve"> </w:t>
-      </w:r>
-      <w:r>
-        <w:t xml:space="preserve">The timer in</w:t>
-      </w:r>
-      <w:r>
-        <w:t xml:space="preserve"> </w:t>
-      </w:r>
-      <w:r>
-        <w:rPr>
-          <w:rStyle w:val="VerbatimChar"/>
-        </w:rPr>
-        <w:t xml:space="preserve">eval/benchmark.py</w:t>
-      </w:r>
-      <w:r>
-        <w:t xml:space="preserve"> </w:t>
-      </w:r>
-      <w:r>
-        <w:t xml:space="preserve">started</w:t>
-      </w:r>
-      <w:r>
-        <w:t xml:space="preserve"> </w:t>
-      </w:r>
-      <w:r>
-        <w:rPr>
-          <w:i/>
-        </w:rPr>
-        <w:t xml:space="preserve">after</w:t>
-      </w:r>
-      <w:r>
-        <w:t xml:space="preserve"> </w:t>
-      </w:r>
-      <w:r>
-        <w:t xml:space="preserve">dissection. I moved it (see patch) and re-ran: mean 430.44 µs, ≈2,300 pkt/s, versus ≈119 µs / ≈8,400 pkt/s for rules only. Section 3.8 and 4.8 now say which is which.</w:t>
-      </w:r>
-    </w:p>
-    <w:p>
-      <w:pPr>
-        <w:numPr>
-          <w:ilvl w:val="0"/>
-          <w:numId w:val="1004"/>
-        </w:numPr>
-      </w:pPr>
-      <w:r>
-        <w:rPr>
-          <w:b/>
-        </w:rPr>
-        <w:t xml:space="preserve">Live section reframed.</w:t>
-      </w:r>
-      <w:r>
-        <w:t xml:space="preserve"> </w:t>
-      </w:r>
-      <w:r>
-        <w:t xml:space="preserve">Table 13 keeps your observed counts. Section 2.2, 3.3, 4.7 and 4.10 now state plainly that the attacker shares the core namespace, and that no live recall can be computed because packets observed was not recorded.</w:t>
-      </w:r>
-    </w:p>
-    <w:p>
-      <w:pPr>
-        <w:numPr>
-          <w:ilvl w:val="0"/>
-          <w:numId w:val="1004"/>
-        </w:numPr>
-      </w:pPr>
-      <w:r>
-        <w:rPr>
-          <w:b/>
-        </w:rPr>
-        <w:t xml:space="preserve">Sections renumbered</w:t>
-      </w:r>
-      <w:r>
-        <w:t xml:space="preserve"> </w:t>
-      </w:r>
-      <w:r>
-        <w:t xml:space="preserve">(old 4.5→4.7, 4.7→4.9, 4.8+4.9→4.10) and figures now cited in order.</w:t>
-      </w:r>
-    </w:p>
-    <w:p>
-      <w:pPr>
-        <w:pStyle w:val="FirstParagraph"/>
-      </w:pPr>
-      <w:r>
-        <w:rPr>
-          <w:b/>
-        </w:rPr>
-        <w:t xml:space="preserve">Two code changes I made, apply them before regenerating anything:</w:t>
-      </w:r>
-    </w:p>
-    <w:p>
-      <w:pPr>
-        <w:numPr>
-          <w:ilvl w:val="0"/>
-          <w:numId w:val="1005"/>
-        </w:numPr>
-        <w:pStyle w:val="Compact"/>
-      </w:pPr>
-      <w:r>
-        <w:rPr>
-          <w:rStyle w:val="VerbatimChar"/>
-        </w:rPr>
-        <w:t xml:space="preserve">eval/benchmark.py</w:t>
-      </w:r>
-      <w:r>
-        <w:t xml:space="preserve">: timer moved to span</w:t>
-      </w:r>
-      <w:r>
-        <w:t xml:space="preserve"> </w:t>
-      </w:r>
-      <w:r>
-        <w:rPr>
-          <w:rStyle w:val="VerbatimChar"/>
-        </w:rPr>
-        <w:t xml:space="preserve">IP(wire)</w:t>
-      </w:r>
-      <w:r>
-        <w:t xml:space="preserve"> </w:t>
-      </w:r>
-      <w:r>
-        <w:t xml:space="preserve">dissection as well as</w:t>
-      </w:r>
-      <w:r>
-        <w:t xml:space="preserve"> </w:t>
-      </w:r>
-      <w:r>
-        <w:rPr>
-          <w:rStyle w:val="VerbatimChar"/>
-        </w:rPr>
-        <w:t xml:space="preserve">evaluator(...)</w:t>
-      </w:r>
-      <w:r>
-        <w:t xml:space="preserve">.</w:t>
-      </w:r>
-    </w:p>
-    <w:p>
-      <w:pPr>
-        <w:numPr>
-          <w:ilvl w:val="0"/>
-          <w:numId w:val="1005"/>
-        </w:numPr>
-        <w:pStyle w:val="Compact"/>
-      </w:pPr>
-      <w:r>
-        <w:rPr>
-          <w:rStyle w:val="VerbatimChar"/>
-        </w:rPr>
-        <w:t xml:space="preserve">attacker/generate_attacks.py</w:t>
-      </w:r>
-      <w:r>
-        <w:t xml:space="preserve">:</w:t>
-      </w:r>
-      <w:r>
-        <w:t xml:space="preserve"> </w:t>
-      </w:r>
-      <w:r>
-        <w:rPr>
-          <w:rStyle w:val="VerbatimChar"/>
-        </w:rPr>
-        <w:t xml:space="preserve">mk_pfcp_smuggle</w:t>
-      </w:r>
-      <w:r>
-        <w:t xml:space="preserve"> </w:t>
-      </w:r>
-      <w:r>
-        <w:t xml:space="preserve">now takes the seeded</w:t>
-      </w:r>
-      <w:r>
-        <w:t xml:space="preserve"> </w:t>
-      </w:r>
-      <w:r>
-        <w:rPr>
-          <w:rStyle w:val="VerbatimChar"/>
-        </w:rPr>
-        <w:t xml:space="preserve">rng</w:t>
-      </w:r>
-      <w:r>
-        <w:t xml:space="preserve"> </w:t>
-      </w:r>
-      <w:r>
-        <w:t xml:space="preserve">instead of calling the unseeded module-level</w:t>
-      </w:r>
-      <w:r>
-        <w:t xml:space="preserve"> </w:t>
-      </w:r>
-      <w:r>
-        <w:rPr>
-          <w:rStyle w:val="VerbatimChar"/>
-        </w:rPr>
-        <w:t xml:space="preserve">random</w:t>
-      </w:r>
-      <w:r>
-        <w:t xml:space="preserve">. Your corpus was</w:t>
-      </w:r>
-      <w:r>
-        <w:t xml:space="preserve"> </w:t>
-      </w:r>
-      <w:r>
-        <w:rPr>
-          <w:b/>
-        </w:rPr>
-        <w:t xml:space="preserve">not byte-reproducible</w:t>
-      </w:r>
-      <w:r>
-        <w:t xml:space="preserve"> </w:t>
-      </w:r>
-      <w:r>
-        <w:t xml:space="preserve">before this despite the seed; it is now (verified by hashing two consecutive builds).</w:t>
-      </w:r>
-    </w:p>
-    <w:p>
-      <w:pPr>
-        <w:pStyle w:val="FirstParagraph"/>
-      </w:pPr>
-      <w:r>
-        <w:rPr>
-          <w:b/>
-        </w:rPr>
-        <w:t xml:space="preserve">Still to do before you submit:</w:t>
-      </w:r>
-    </w:p>
-    <w:p>
-      <w:pPr>
-        <w:numPr>
-          <w:ilvl w:val="0"/>
-          <w:numId w:val="1006"/>
-        </w:numPr>
-        <w:pStyle w:val="Compact"/>
-      </w:pPr>
-      <w:r>
-        <w:rPr>
-          <w:b/>
-        </w:rPr>
-        <w:t xml:space="preserve">Table 6 environment.</w:t>
-      </w:r>
-      <w:r>
-        <w:t xml:space="preserve"> </w:t>
-      </w:r>
-      <w:r>
-        <w:t xml:space="preserve">I ran the offline path under Python 3.12.13 / Scapy 2.7.0 in a container. Re-run</w:t>
-      </w:r>
-      <w:r>
-        <w:t xml:space="preserve"> </w:t>
-      </w:r>
-      <w:r>
-        <w:rPr>
-          <w:rStyle w:val="VerbatimChar"/>
-        </w:rPr>
-        <w:t xml:space="preserve">make eval</w:t>
-      </w:r>
-      <w:r>
-        <w:t xml:space="preserve"> </w:t>
-      </w:r>
-      <w:r>
-        <w:t xml:space="preserve">on your own submission host and update Table 6 and Table 14, classification numbers will not change, latency will.</w:t>
-      </w:r>
-    </w:p>
-    <w:p>
-      <w:pPr>
-        <w:numPr>
-          <w:ilvl w:val="0"/>
-          <w:numId w:val="1006"/>
-        </w:numPr>
-        <w:pStyle w:val="Compact"/>
-      </w:pPr>
-      <w:r>
-        <w:rPr>
-          <w:b/>
-        </w:rPr>
-        <w:t xml:space="preserve">Cross-version claim (Section 4.7, last paragraph).</w:t>
-      </w:r>
-      <w:r>
-        <w:t xml:space="preserve"> </w:t>
-      </w:r>
-      <w:r>
-        <w:t xml:space="preserve">I could not re-run under Scapy 2.4.4. Either re-run the offline path under 2.4.4 and restore the stronger wording, or leave the softened version I have written.</w:t>
-      </w:r>
-    </w:p>
-    <w:p>
-      <w:pPr>
-        <w:numPr>
-          <w:ilvl w:val="0"/>
-          <w:numId w:val="1006"/>
-        </w:numPr>
-        <w:pStyle w:val="Compact"/>
-      </w:pPr>
-      <w:r>
-        <w:rPr>
-          <w:b/>
-        </w:rPr>
-        <w:t xml:space="preserve">Live instrumentation.</w:t>
-      </w:r>
-      <w:r>
-        <w:t xml:space="preserve"> </w:t>
-      </w:r>
-      <w:r>
-        <w:t xml:space="preserve">Add</w:t>
-      </w:r>
-      <w:r>
-        <w:t xml:space="preserve"> </w:t>
-      </w:r>
-      <w:r>
-        <w:rPr>
-          <w:rStyle w:val="VerbatimChar"/>
-        </w:rPr>
-        <w:t xml:space="preserve">--metrics-out</w:t>
-      </w:r>
-      <w:r>
-        <w:t xml:space="preserve"> </w:t>
-      </w:r>
-      <w:r>
-        <w:t xml:space="preserve">to the detector's compose command so</w:t>
-      </w:r>
-      <w:r>
-        <w:t xml:space="preserve"> </w:t>
-      </w:r>
-      <w:r>
-        <w:rPr>
-          <w:rStyle w:val="VerbatimChar"/>
-        </w:rPr>
-        <w:t xml:space="preserve">packets_seen</w:t>
-      </w:r>
-      <w:r>
-        <w:t xml:space="preserve"> </w:t>
-      </w:r>
-      <w:r>
-        <w:t xml:space="preserve">and</w:t>
-      </w:r>
-      <w:r>
-        <w:t xml:space="preserve"> </w:t>
-      </w:r>
-      <w:r>
-        <w:rPr>
-          <w:rStyle w:val="VerbatimChar"/>
-        </w:rPr>
-        <w:t xml:space="preserve">gtpu_packets</w:t>
-      </w:r>
-      <w:r>
-        <w:t xml:space="preserve"> </w:t>
-      </w:r>
-      <w:r>
-        <w:t xml:space="preserve">are recorded, re-run</w:t>
-      </w:r>
-      <w:r>
-        <w:t xml:space="preserve"> </w:t>
-      </w:r>
-      <w:r>
-        <w:rPr>
-          <w:rStyle w:val="VerbatimChar"/>
-        </w:rPr>
-        <w:t xml:space="preserve">make attack</w:t>
-      </w:r>
-      <w:r>
-        <w:t xml:space="preserve">, and you can then report live recall and delete that limitation from Section 4.10. This is the single biggest remaining upgrade to the paper.</w:t>
-      </w:r>
-    </w:p>
-    <w:p>
-      <w:pPr>
-        <w:numPr>
-          <w:ilvl w:val="0"/>
-          <w:numId w:val="1006"/>
-        </w:numPr>
-        <w:pStyle w:val="Compact"/>
-      </w:pPr>
-      <w:r>
-        <w:rPr>
-          <w:b/>
-        </w:rPr>
-        <w:t xml:space="preserve">Figures 1, 2 and 3</w:t>
-      </w:r>
-      <w:r>
-        <w:t xml:space="preserve"> </w:t>
-      </w:r>
-      <w:r>
-        <w:t xml:space="preserve">are unchanged and can be reused as-is. Figures 4, 5, 6, 7 and 8 are regenerated and supplied as PNGs.</w:t>
-      </w:r>
-    </w:p>
     <w:sectPr/>
   </w:body>
 </w:document>
@@ -10185,118 +9593,6 @@
       </w:pPr>
     </w:lvl>
   </w:abstractNum>
-  <w:abstractNum w:abstractNumId="99411">
-    <w:nsid w:val="71315dca"/>
-    <w:multiLevelType w:val="multilevel"/>
-    <w:lvl w:ilvl="0">
-      <w:start w:val="1"/>
-      <w:numFmt w:val="decimal"/>
-      <w:lvlText w:val="%1."/>
-      <w:lvlJc w:val="left"/>
-      <w:pPr>
-        <w:tabs>
-          <w:tab w:val="num" w:pos="0"/>
-        </w:tabs>
-        <w:ind w:left="480" w:hanging="480"/>
-      </w:pPr>
-    </w:lvl>
-    <w:lvl w:ilvl="1">
-      <w:start w:val="1"/>
-      <w:numFmt w:val="decimal"/>
-      <w:lvlText w:val="%2."/>
-      <w:lvlJc w:val="left"/>
-      <w:pPr>
-        <w:tabs>
-          <w:tab w:val="num" w:pos="720"/>
-        </w:tabs>
-        <w:ind w:left="1200" w:hanging="480"/>
-      </w:pPr>
-    </w:lvl>
-    <w:lvl w:ilvl="2">
-      <w:start w:val="1"/>
-      <w:numFmt w:val="decimal"/>
-      <w:lvlText w:val="%3."/>
-      <w:lvlJc w:val="left"/>
-      <w:pPr>
-        <w:tabs>
-          <w:tab w:val="num" w:pos="1440"/>
-        </w:tabs>
-        <w:ind w:left="1920" w:hanging="480"/>
-      </w:pPr>
-    </w:lvl>
-    <w:lvl w:ilvl="3">
-      <w:start w:val="1"/>
-      <w:numFmt w:val="decimal"/>
-      <w:lvlText w:val="%4."/>
-      <w:lvlJc w:val="left"/>
-      <w:pPr>
-        <w:tabs>
-          <w:tab w:val="num" w:pos="2160"/>
-        </w:tabs>
-        <w:ind w:left="2640" w:hanging="480"/>
-      </w:pPr>
-    </w:lvl>
-    <w:lvl w:ilvl="4">
-      <w:start w:val="1"/>
-      <w:numFmt w:val="decimal"/>
-      <w:lvlText w:val="%5."/>
-      <w:lvlJc w:val="left"/>
-      <w:pPr>
-        <w:tabs>
-          <w:tab w:val="num" w:pos="2880"/>
-        </w:tabs>
-        <w:ind w:left="3360" w:hanging="480"/>
-      </w:pPr>
-    </w:lvl>
-    <w:lvl w:ilvl="5">
-      <w:start w:val="1"/>
-      <w:numFmt w:val="decimal"/>
-      <w:lvlText w:val="%6."/>
-      <w:lvlJc w:val="left"/>
-      <w:pPr>
-        <w:tabs>
-          <w:tab w:val="num" w:pos="3600"/>
-        </w:tabs>
-        <w:ind w:left="4080" w:hanging="480"/>
-      </w:pPr>
-    </w:lvl>
-    <w:lvl w:ilvl="6">
-      <w:start w:val="1"/>
-      <w:numFmt w:val="decimal"/>
-      <w:lvlText w:val="%7."/>
-      <w:lvlJc w:val="left"/>
-      <w:pPr>
-        <w:tabs>
-          <w:tab w:val="num" w:pos="4320"/>
-        </w:tabs>
-        <w:ind w:left="4800" w:hanging="480"/>
-      </w:pPr>
-    </w:lvl>
-    <w:lvl w:ilvl="7">
-      <w:start w:val="1"/>
-      <w:numFmt w:val="decimal"/>
-      <w:lvlText w:val="%8."/>
-      <w:lvlJc w:val="left"/>
-      <w:pPr>
-        <w:tabs>
-          <w:tab w:val="num" w:pos="5040"/>
-        </w:tabs>
-        <w:ind w:left="5520" w:hanging="480"/>
-      </w:pPr>
-    </w:lvl>
-    <w:lvl w:ilvl="8">
-      <w:start w:val="1"/>
-      <w:numFmt w:val="decimal"/>
-      <w:lvlText w:val="%9."/>
-      <w:lvlJc w:val="left"/>
-      <w:pPr>
-        <w:tabs>
-          <w:tab w:val="num" w:pos="5760"/>
-        </w:tabs>
-        <w:ind w:left="6240" w:hanging="480"/>
-      </w:pPr>
-    </w:lvl>
-  </w:abstractNum>
   <w:num w:numId="1000">
     <w:abstractNumId w:val="990"/>
   </w:num>
@@ -10307,42 +9603,6 @@
     <w:abstractNumId w:val="991"/>
   </w:num>
   <w:num w:numId="1003">
-    <w:abstractNumId w:val="991"/>
-  </w:num>
-  <w:num w:numId="1004">
-    <w:abstractNumId w:val="99411"/>
-    <w:lvlOverride w:ilvl="0">
-      <w:startOverride w:val="1"/>
-    </w:lvlOverride>
-    <w:lvlOverride w:ilvl="1">
-      <w:startOverride w:val="1"/>
-    </w:lvlOverride>
-    <w:lvlOverride w:ilvl="2">
-      <w:startOverride w:val="1"/>
-    </w:lvlOverride>
-    <w:lvlOverride w:ilvl="3">
-      <w:startOverride w:val="1"/>
-    </w:lvlOverride>
-    <w:lvlOverride w:ilvl="4">
-      <w:startOverride w:val="1"/>
-    </w:lvlOverride>
-    <w:lvlOverride w:ilvl="5">
-      <w:startOverride w:val="1"/>
-    </w:lvlOverride>
-    <w:lvlOverride w:ilvl="6">
-      <w:startOverride w:val="1"/>
-    </w:lvlOverride>
-    <w:lvlOverride w:ilvl="7">
-      <w:startOverride w:val="1"/>
-    </w:lvlOverride>
-    <w:lvlOverride w:ilvl="8">
-      <w:startOverride w:val="1"/>
-    </w:lvlOverride>
-  </w:num>
-  <w:num w:numId="1005">
-    <w:abstractNumId w:val="991"/>
-  </w:num>
-  <w:num w:numId="1006">
     <w:abstractNumId w:val="991"/>
   </w:num>
 </w:numbering>

--- a/paper/manuscript_v2.docx
+++ b/paper/manuscript_v2.docx
@@ -6547,7 +6547,7 @@
         <w:t xml:space="preserve"> </w:t>
       </w:r>
       <w:r>
-        <w:t xml:space="preserve">Evasion suite: six robustness wins, five documented blind spots, zero mismatches.</w:t>
+        <w:t xml:space="preserve">Evasion suite: six robustness wins, one correct-silence case, four documented blind spots, zero mismatches.</w:t>
       </w:r>
     </w:p>
     <w:tbl>
@@ -7349,7 +7349,7 @@
         <w:pStyle w:val="BodyText"/>
       </w:pPr>
       <w:r>
-        <w:t xml:space="preserve">The five blind spots are the honest cost of a stateless, user-plane-only, configuration-driven design, and they cluster in an informative way. R1 survives every structural mutation attempted against it, which is consistent with a nested tunnel having no legitimate explanation on N3. R3 survives protocol substitution but not port relocation, because it keys on ports. R2's two blind spots are both consequences of using the source IP address as the identity of a tunnel endpoint, which a spoofer controls. R4's blind spot is purely a completeness property of operator configuration. Section 5 identifies the extensions that would close each.</w:t>
+        <w:t xml:space="preserve">The four blind spots are the honest cost of a stateless, user-plane-only, configuration-driven design, and they cluster in an informative way. R1 contributes none of them: it survives every structural mutation attempted against it, and its one expected non-detection, GTP-looking noise carrying no routable inner IP, is correct silence rather than a blind spot, consistent with a nested tunnel having no legitimate explanation on N3. R3 survives protocol substitution but not port relocation, because it keys on ports. R2's two blind spots are both consequences of using the source IP address as the identity of a tunnel endpoint, which a spoofer controls. R4's blind spot is purely a completeness property of operator configuration. Section 5 identifies the extensions that would close each.</w:t>
       </w:r>
     </w:p>
     <w:p>
@@ -9144,7 +9144,7 @@
               <w:jc w:val="left"/>
             </w:pPr>
             <w:r>
-              <w:t xml:space="preserve">P 1.0, R 1.0, F1 1.0, FPR 0.0; naive baseline F1 0.889; 5 documented blind spots</w:t>
+              <w:t xml:space="preserve">P 1.0, R 1.0, F1 1.0, FPR 0.0; naive baseline F1 0.889; 4 documented blind spots</w:t>
             </w:r>
           </w:p>
         </w:tc>

--- a/paper/manuscript_v2.docx
+++ b/paper/manuscript_v2.docx
@@ -85,7 +85,7 @@
         <w:pStyle w:val="BodyText"/>
       </w:pPr>
       <w:r>
-        <w:t xml:space="preserve">The detector is evaluated on a seeded 1,320-packet labelled corpus whose 720 benign packets span twelve traffic categories, including two deliberately adversarial ones: non-IP Unstructured-PDU payloads crafted to collide with the detector's nested-tunnel heuristic, and legitimate Xn handovers that are structurally indistinguishable from TEID spoofing on the user plane alone. On this corpus the detector reaches precision 1.0, recall 1.0, F1 1.0 and a false-positive rate of 0.0, with zero standard deviation across five seeds, at a mean per-packet cost of 686 µs including packet dissection. Three further results accompany the headline score rather than replacing it: a naive baseline that differs only in omitting the payload re-parse misses 100% of nested tunnels (F1 0.889); a false-positive ablation traces every residual false alarm, six in 720 benign packets, to legitimate handovers and removes them with an operator-supplied gNB allowlist; and an eleven-case evasion suite states explicitly which crafted evasions the detector catches (six) and which are documented blind spots of a stateless user-plane-only rule (five). The same engine was then exercised against genuinely transmitted traffic from a live 5G core and radio simulator, where it raised 131 findings across all four rules with no crashes.</w:t>
+        <w:t xml:space="preserve">The detector is evaluated on a seeded 1,320-packet labelled corpus whose 720 benign packets span twelve traffic categories, including two deliberately adversarial ones: non-IP Unstructured-PDU payloads crafted to collide with the detector's nested-tunnel heuristic, and legitimate Xn handovers that are structurally indistinguishable from TEID spoofing on the user plane alone. On this corpus the detector reaches precision 1.0, recall 1.0, F1 1.0 and a false-positive rate of 0.0, with zero standard deviation across five seeds, at a mean per-packet cost of 686 µs including packet dissection. Three further results accompany the headline score rather than replacing it: a naive baseline that differs only in omitting the payload re-parse misses 100% of nested tunnels (F1 0.889); a false-positive ablation traces every residual false alarm, six in 720 benign packets, to legitimate handovers and removes them with an operator-supplied gNB allowlist; and an eleven-case evasion suite states explicitly which crafted evasions the detector catches (six) and which are documented blind spots of a stateless user-plane-only rule (four), with a further case in which required silence is correct behaviour rather than a miss. The same engine was then exercised against genuinely transmitted traffic from a live 5G core and radio simulator, where it raised 131 findings across all four rules with no crashes.</w:t>
       </w:r>
     </w:p>
     <w:p>
@@ -7349,7 +7349,22 @@
         <w:pStyle w:val="BodyText"/>
       </w:pPr>
       <w:r>
-        <w:t xml:space="preserve">The four blind spots are the honest cost of a stateless, user-plane-only, configuration-driven design, and they cluster in an informative way. R1 contributes none of them: it survives every structural mutation attempted against it, and its one expected non-detection, GTP-looking noise carrying no routable inner IP, is correct silence rather than a blind spot, consistent with a nested tunnel having no legitimate explanation on N3. R3 survives protocol substitution but not port relocation, because it keys on ports. R2's two blind spots are both consequences of using the source IP address as the identity of a tunnel endpoint, which a spoofer controls. R4's blind spot is purely a completeness property of operator configuration. Section 5 identifies the extensions that would close each.</w:t>
+        <w:t xml:space="preserve">The four blind spots are the honest cost of a stateless, user-plane-only, configuration-driven design, and they cluster in an informative way. R1 contributes none of them: it survives every structural mutation attempted against it, and its one expected non-detection, the case</w:t>
+      </w:r>
+      <w:r>
+        <w:t xml:space="preserve"> </w:t>
+      </w:r>
+      <w:r>
+        <w:rPr>
+          <w:rStyle w:val="VerbatimChar"/>
+        </w:rPr>
+        <w:t xml:space="preserve">r1_noise_no_inner_ip</w:t>
+      </w:r>
+      <w:r>
+        <w:t xml:space="preserve"> </w:t>
+      </w:r>
+      <w:r>
+        <w:t xml:space="preserve">(GTP-looking noise with no routable inner IP), is not a miss. The engine is required to stay silent on it and does, so it counts as a robustness result rather than a blind spot, and the released benchmark reports it separately. This is consistent with a nested tunnel having no legitimate explanation on N3. R3 survives protocol substitution but not port relocation, because it keys on ports. R2's two blind spots are both consequences of using the source IP address as the identity of a tunnel endpoint, which a spoofer controls. R4's blind spot is purely a completeness property of operator configuration. Section 5 identifies the extensions that would close each.</w:t>
       </w:r>
     </w:p>
     <w:p>
@@ -9274,7 +9289,7 @@
         <w:pStyle w:val="BodyText"/>
       </w:pPr>
       <w:r>
-        <w:t xml:space="preserve">The four-rule engine achieved precision, recall and F1 of 1.0 with a false-positive rate of 0.0 on a seeded 1,320-packet corpus whose 720 benign packets span twelve categories including two adversarial ones, with zero variance across five seeds and at a mean per-packet cost of 686 µs including dissection. Three measurements accompany that score and are the reason it should be believed rather than discounted: a naive baseline identical in every respect except the payload re-parse reaches F1 0.889 and misses 100% of nested tunnels; every false positive the detector produces in any configuration, six in 720 benign packets, is a legitimate handover and is removed by an operator-supplied gNB allowlist; and five of eleven crafted evasions succeed and are documented as blind spots rather than suppressed. The same engine raised 131 findings across all four rules on live traffic from a real Open5GS core and UERANSIM radio simulator.</w:t>
+        <w:t xml:space="preserve">The four-rule engine achieved precision, recall and F1 of 1.0 with a false-positive rate of 0.0 on a seeded 1,320-packet corpus whose 720 benign packets span twelve categories including two adversarial ones, with zero variance across five seeds and at a mean per-packet cost of 686 µs including dissection. Three measurements accompany that score and are the reason it should be believed rather than discounted: a naive baseline identical in every respect except the payload re-parse reaches F1 0.889 and misses 100% of nested tunnels; every false positive the detector produces in any configuration, six in 720 benign packets, is a legitimate handover and is removed by an operator-supplied gNB allowlist; and four of eleven crafted evasions succeed and are documented as blind spots rather than suppressed, while a fifth expected non-detection, GTP-looking noise with no routable inner IP, is correct silence rather than a miss. The same engine raised 131 findings across all four rules on live traffic from a real Open5GS core and UERANSIM radio simulator.</w:t>
       </w:r>
     </w:p>
     <w:p>

--- a/paper/manuscript_v2.docx
+++ b/paper/manuscript_v2.docx
@@ -3879,7 +3879,7 @@
         <w:pStyle w:val="BodyText"/>
       </w:pPr>
       <w:r>
-        <w:t xml:space="preserve">The fix, illustrated in Fig. 3, re-interprets an opaque payload found beneath a GTP-U layer. The gate is five conditions rather than three, and the additional two are not cosmetic. Version 1, the protocol-type bit and a known message type are the obvious tests, but they are weak: a GTP message type is a single byte, and 0x30–0x3f is one sixteenth of the first-byte space, so arbitrary non-IP payloads collide with the pattern at a non-negligible rate. The gate therefore also requires that the 16-bit length field at bytes 2–3 be consistent with the number of bytes actually present, allowing at most four bytes of trailing padding, and that a G-PDU message type declare a length large enough to contain an IP header. R1 then applies a sixth condition after re-parsing, requiring a routable inner IP packet beneath the nested header.</w:t>
+        <w:t xml:space="preserve">The fix, illustrated in Fig. 3, re-interprets an opaque payload found beneath a GTP-U layer. The gate is five conditions rather than three, and the additional two are not cosmetic. Version 1, the protocol-type bit and a known message type are the obvious tests, but they are weak: a GTP message type is a single byte, and 0x30–0x3f is one sixteenth of the first-byte space, so arbitrary non-IP payloads collide with the pattern at a non-negligible rate. The gate therefore also requires that the 16-bit length field at bytes 2–3 be consistent with the number of bytes actually present, allowing at most four bytes of trailing padding, and that a G-PDU message type declare a length large enough to contain an IP header. R1 then applies a sixth condition after re-parsing, requiring a routable inner IP packet beneath the nested header. The re-parse operates on the inner payload's raw bytes rather than on whichever class the default parser assigned to them, and this is not a nicety. Which class Scapy guesses depends on the outer message type: inside a realistic outer G-PDU, the form a UPF actually decapsulates, Scapy guesses the nested bytes as PPP rather than as opaque Raw. An earlier version of the rule that re-read only Raw payloads therefore missed exactly this realistic case, and did so silently, until a probe capture built with a valid outer message type exposed it. That the fix was found by running realistic wire bytes through the detector, and not by any in-memory test, is itself an instance of the argument in Section 4.9.</w:t>
       </w:r>
     </w:p>
     <w:p>
@@ -7747,7 +7747,43 @@
         <w:pStyle w:val="BodyText"/>
       </w:pPr>
       <w:r>
-        <w:t xml:space="preserve">The offline path and the live detector container both ran Scapy 2.7.0 in the environment of Table 6; earlier runs of the offline path under Scapy 2.4.4 produced the same R1 behaviour. Since the finding in Section 3.7 concerns a parsing edge case, confirming that the fix is not fragile across library versions is a relevant, if narrow, piece of evidence.</w:t>
+        <w:t xml:space="preserve">The offline path and the live detector container both ran Scapy 2.7.0 in the environment of Table 6; earlier runs of the offline path under Scapy 2.4.4 produced the same R1 behaviour. That the fix is not fragile across library versions is relevant but narrow evidence; a stronger question is whether the blind spot itself is a property of one library. It is not. We wrote a three-packet probe capture (</w:t>
+      </w:r>
+      <w:r>
+        <w:rPr>
+          <w:rStyle w:val="VerbatimChar"/>
+        </w:rPr>
+        <w:t xml:space="preserve">attacker/dissector_probe.py</w:t>
+      </w:r>
+      <w:r>
+        <w:t xml:space="preserve">): a bare-nested abuse packet, a benign packet with an inner IP payload, and a control-plane-smuggle packet, all carried inside a valid outer G-PDU. Read with Wireshark's</w:t>
+      </w:r>
+      <w:r>
+        <w:t xml:space="preserve"> </w:t>
+      </w:r>
+      <w:r>
+        <w:rPr>
+          <w:rStyle w:val="VerbatimChar"/>
+        </w:rPr>
+        <w:t xml:space="preserve">tshark</w:t>
+      </w:r>
+      <w:r>
+        <w:t xml:space="preserve">, every frame is recognised as GTP-U on the outer tunnel, but the nested frame's protocol stack ends at that outer header: its inner bytes are absorbed as an opaque T-PDU, with no second GTP layer and no inner IP, so a check for a GTP-U layer inside the payload returns nothing. The benign and smuggle frames decode to their inner IP exactly as in Scapy. On the same capture Zeek, an independently written network monitor, records exactly one GTPv1 tunnel and never a nested second tunnel; it logs the inner connections of the benign and smuggle packets through its tunnel-parent field, but the nested packet yields no inner connection and not even a weird-log entry, because Zeek forwards the decapsulated payload to its IP analyzer, which rejects the nested GTP-U header as non-IP and drops it. Scapy, tshark and Zeek, three independently written implementations that each forward only a payload they recognise as IP, therefore all miss the bare-nested form, which is evidence that the omission is a property of how tunnelled payloads are dispatched rather than a defect of one library. Extending the check to closed vendor stacks is the obvious next step and is not done here;</w:t>
+      </w:r>
+      <w:r>
+        <w:t xml:space="preserve"> </w:t>
+      </w:r>
+      <w:r>
+        <w:rPr>
+          <w:rStyle w:val="VerbatimChar"/>
+        </w:rPr>
+        <w:t xml:space="preserve">REPRODUCE.md</w:t>
+      </w:r>
+      <w:r>
+        <w:t xml:space="preserve"> </w:t>
+      </w:r>
+      <w:r>
+        <w:t xml:space="preserve">Part D reproduces the whole check in a few commands.</w:t>
       </w:r>
     </w:p>
     <w:p>

--- a/paper/manuscript_v2.docx
+++ b/paper/manuscript_v2.docx
@@ -4412,7 +4412,7 @@
         <w:pStyle w:val="BodyText"/>
       </w:pPr>
       <w:r>
-        <w:t xml:space="preserve">Before evaluation, the detector's unit suite was executed and all nineteen tests passed across five files: one test per rule plus a benign-traffic negative case, a two-packet TEID-spoof sequence and a malformed-packet robustness check confirming that the dispatcher survives garbage input (</w:t>
+        <w:t xml:space="preserve">Before evaluation, the detector's unit suite was executed and all twenty-one tests passed across five files: one test per rule plus a benign-traffic negative case, a two-packet TEID-spoof sequence and a malformed-packet robustness check confirming that the dispatcher survives garbage input, and, added after a realistic-outer probe exposed the gap, a nested tunnel inside a valid G-PDU outer plus a benign G-PDU that must stay silent (</w:t>
       </w:r>
       <w:r>
         <w:rPr>
@@ -4421,7 +4421,7 @@
         <w:t xml:space="preserve">test_rules.py</w:t>
       </w:r>
       <w:r>
-        <w:t xml:space="preserve">, seven tests); zero false positives on the realistic benign corpus, attribution of every residual false positive without the gNB allowlist to handovers, and no flagging of Unstructured-PDU bytes across 200 adversarial payloads (</w:t>
+        <w:t xml:space="preserve">, nine tests); zero false positives on the realistic benign corpus, attribution of every residual false positive without the gNB allowlist to handovers, and no flagging of Unstructured-PDU bytes across 200 adversarial payloads (</w:t>
       </w:r>
       <w:r>
         <w:rPr>
